--- a/8.资源管理/2.运行记录类文件/080205-最终软件库应用提升情况说明(截止2025年10月).docx
+++ b/8.资源管理/2.运行记录类文件/080205-最终软件库应用提升情况说明(截止2025年10月).docx
@@ -19,8 +19,54 @@
         <w:adjustRightInd w:val="0"/>
         <w:snapToGrid w:val="0"/>
         <w:textAlignment w:val="baseline"/>
-      </w:pPr>
-      <w:bookmarkStart w:id="0" w:name="_Toc21710"/>
+        <w:rPr>
+          <w:rFonts w:hint="eastAsia"/>
+          <w:lang w:val="en-US" w:eastAsia="zh-CN"/>
+        </w:rPr>
+      </w:pPr>
+    </w:p>
+    <w:p>
+      <w:pPr>
+        <w:pStyle w:val="32"/>
+        <w:keepNext w:val="0"/>
+        <w:keepLines w:val="0"/>
+        <w:pageBreakBefore w:val="0"/>
+        <w:widowControl w:val="0"/>
+        <w:kinsoku w:val="0"/>
+        <w:wordWrap/>
+        <w:overflowPunct/>
+        <w:topLinePunct w:val="0"/>
+        <w:autoSpaceDE w:val="0"/>
+        <w:autoSpaceDN w:val="0"/>
+        <w:bidi w:val="0"/>
+        <w:adjustRightInd w:val="0"/>
+        <w:snapToGrid w:val="0"/>
+        <w:textAlignment w:val="baseline"/>
+        <w:rPr>
+          <w:rFonts w:hint="eastAsia"/>
+          <w:lang w:val="en-US" w:eastAsia="zh-CN"/>
+        </w:rPr>
+      </w:pPr>
+    </w:p>
+    <w:p>
+      <w:pPr>
+        <w:pStyle w:val="32"/>
+        <w:keepNext w:val="0"/>
+        <w:keepLines w:val="0"/>
+        <w:pageBreakBefore w:val="0"/>
+        <w:widowControl w:val="0"/>
+        <w:kinsoku w:val="0"/>
+        <w:wordWrap/>
+        <w:overflowPunct/>
+        <w:topLinePunct w:val="0"/>
+        <w:autoSpaceDE w:val="0"/>
+        <w:autoSpaceDN w:val="0"/>
+        <w:bidi w:val="0"/>
+        <w:adjustRightInd w:val="0"/>
+        <w:snapToGrid w:val="0"/>
+        <w:textAlignment w:val="baseline"/>
+      </w:pPr>
+      <w:bookmarkStart w:id="0" w:name="_Toc26554"/>
       <w:r>
         <w:rPr>
           <w:rFonts w:hint="eastAsia"/>
@@ -51,7 +97,7 @@
         <w:snapToGrid w:val="0"/>
         <w:textAlignment w:val="baseline"/>
       </w:pPr>
-      <w:bookmarkStart w:id="1" w:name="_Toc851"/>
+      <w:bookmarkStart w:id="1" w:name="_Toc12246"/>
       <w:r>
         <w:t>甘肃国邦信息科技有限公司</w:t>
       </w:r>
@@ -138,66 +184,6 @@
           <w:pgMar w:top="1097" w:right="1767" w:bottom="0" w:left="1768" w:header="1082" w:footer="0" w:gutter="0"/>
           <w:cols w:space="720" w:num="1"/>
         </w:sectPr>
-      </w:pPr>
-    </w:p>
-    <w:p>
-      <w:pPr>
-        <w:pStyle w:val="12"/>
-        <w:keepNext w:val="0"/>
-        <w:keepLines w:val="0"/>
-        <w:pageBreakBefore w:val="0"/>
-        <w:widowControl w:val="0"/>
-        <w:kinsoku w:val="0"/>
-        <w:wordWrap/>
-        <w:overflowPunct/>
-        <w:topLinePunct w:val="0"/>
-        <w:autoSpaceDE w:val="0"/>
-        <w:autoSpaceDN w:val="0"/>
-        <w:bidi w:val="0"/>
-        <w:adjustRightInd w:val="0"/>
-        <w:snapToGrid w:val="0"/>
-        <w:spacing w:line="297" w:lineRule="auto"/>
-        <w:textAlignment w:val="baseline"/>
-      </w:pPr>
-    </w:p>
-    <w:p>
-      <w:pPr>
-        <w:pStyle w:val="12"/>
-        <w:keepNext w:val="0"/>
-        <w:keepLines w:val="0"/>
-        <w:pageBreakBefore w:val="0"/>
-        <w:widowControl w:val="0"/>
-        <w:kinsoku w:val="0"/>
-        <w:wordWrap/>
-        <w:overflowPunct/>
-        <w:topLinePunct w:val="0"/>
-        <w:autoSpaceDE w:val="0"/>
-        <w:autoSpaceDN w:val="0"/>
-        <w:bidi w:val="0"/>
-        <w:adjustRightInd w:val="0"/>
-        <w:snapToGrid w:val="0"/>
-        <w:spacing w:line="297" w:lineRule="auto"/>
-        <w:textAlignment w:val="baseline"/>
-      </w:pPr>
-    </w:p>
-    <w:p>
-      <w:pPr>
-        <w:pStyle w:val="12"/>
-        <w:keepNext w:val="0"/>
-        <w:keepLines w:val="0"/>
-        <w:pageBreakBefore w:val="0"/>
-        <w:widowControl w:val="0"/>
-        <w:kinsoku w:val="0"/>
-        <w:wordWrap/>
-        <w:overflowPunct/>
-        <w:topLinePunct w:val="0"/>
-        <w:autoSpaceDE w:val="0"/>
-        <w:autoSpaceDN w:val="0"/>
-        <w:bidi w:val="0"/>
-        <w:adjustRightInd w:val="0"/>
-        <w:snapToGrid w:val="0"/>
-        <w:spacing w:line="298" w:lineRule="auto"/>
-        <w:textAlignment w:val="baseline"/>
       </w:pPr>
     </w:p>
     <w:p>
@@ -225,7 +211,7 @@
           <w:szCs w:val="28"/>
         </w:rPr>
       </w:pPr>
-      <w:bookmarkStart w:id="2" w:name="_Toc29290"/>
+      <w:bookmarkStart w:id="2" w:name="_Toc21158"/>
       <w:r>
         <w:rPr>
           <w:rFonts w:ascii="宋体" w:hAnsi="宋体" w:eastAsia="宋体" w:cs="宋体"/>
@@ -236,25 +222,6 @@
         <w:t>文档信息</w:t>
       </w:r>
       <w:bookmarkEnd w:id="2"/>
-    </w:p>
-    <w:p>
-      <w:pPr>
-        <w:keepNext w:val="0"/>
-        <w:keepLines w:val="0"/>
-        <w:pageBreakBefore w:val="0"/>
-        <w:widowControl w:val="0"/>
-        <w:kinsoku w:val="0"/>
-        <w:wordWrap/>
-        <w:overflowPunct/>
-        <w:topLinePunct w:val="0"/>
-        <w:autoSpaceDE w:val="0"/>
-        <w:autoSpaceDN w:val="0"/>
-        <w:bidi w:val="0"/>
-        <w:adjustRightInd w:val="0"/>
-        <w:snapToGrid w:val="0"/>
-        <w:spacing w:line="131" w:lineRule="exact"/>
-        <w:textAlignment w:val="baseline"/>
-      </w:pPr>
     </w:p>
     <w:tbl>
       <w:tblPr>
@@ -378,14 +345,6 @@
                 <w:spacing w:val="-1"/>
               </w:rPr>
               <w:t>应用提升情况说明</w:t>
-            </w:r>
-            <w:r>
-              <w:rPr>
-                <w:rFonts w:hint="eastAsia"/>
-                <w:spacing w:val="-1"/>
-                <w:lang w:val="en-US" w:eastAsia="zh-CN"/>
-              </w:rPr>
-              <w:t>(HHLZ-ITSS-ZZRJK)</w:t>
             </w:r>
           </w:p>
         </w:tc>
@@ -1381,126 +1340,6 @@
         </w:sectPr>
       </w:pPr>
     </w:p>
-    <w:p>
-      <w:pPr>
-        <w:pStyle w:val="12"/>
-        <w:keepNext w:val="0"/>
-        <w:keepLines w:val="0"/>
-        <w:pageBreakBefore w:val="0"/>
-        <w:widowControl w:val="0"/>
-        <w:kinsoku w:val="0"/>
-        <w:wordWrap/>
-        <w:overflowPunct/>
-        <w:topLinePunct w:val="0"/>
-        <w:autoSpaceDE w:val="0"/>
-        <w:autoSpaceDN w:val="0"/>
-        <w:bidi w:val="0"/>
-        <w:adjustRightInd w:val="0"/>
-        <w:snapToGrid w:val="0"/>
-        <w:spacing w:line="258" w:lineRule="auto"/>
-        <w:textAlignment w:val="baseline"/>
-      </w:pPr>
-    </w:p>
-    <w:p>
-      <w:pPr>
-        <w:pStyle w:val="12"/>
-        <w:keepNext w:val="0"/>
-        <w:keepLines w:val="0"/>
-        <w:pageBreakBefore w:val="0"/>
-        <w:widowControl w:val="0"/>
-        <w:kinsoku w:val="0"/>
-        <w:wordWrap/>
-        <w:overflowPunct/>
-        <w:topLinePunct w:val="0"/>
-        <w:autoSpaceDE w:val="0"/>
-        <w:autoSpaceDN w:val="0"/>
-        <w:bidi w:val="0"/>
-        <w:adjustRightInd w:val="0"/>
-        <w:snapToGrid w:val="0"/>
-        <w:spacing w:line="258" w:lineRule="auto"/>
-        <w:textAlignment w:val="baseline"/>
-      </w:pPr>
-    </w:p>
-    <w:p>
-      <w:pPr>
-        <w:pStyle w:val="12"/>
-        <w:keepNext w:val="0"/>
-        <w:keepLines w:val="0"/>
-        <w:pageBreakBefore w:val="0"/>
-        <w:widowControl w:val="0"/>
-        <w:kinsoku w:val="0"/>
-        <w:wordWrap/>
-        <w:overflowPunct/>
-        <w:topLinePunct w:val="0"/>
-        <w:autoSpaceDE w:val="0"/>
-        <w:autoSpaceDN w:val="0"/>
-        <w:bidi w:val="0"/>
-        <w:adjustRightInd w:val="0"/>
-        <w:snapToGrid w:val="0"/>
-        <w:spacing w:line="258" w:lineRule="auto"/>
-        <w:textAlignment w:val="baseline"/>
-      </w:pPr>
-    </w:p>
-    <w:p>
-      <w:pPr>
-        <w:pStyle w:val="12"/>
-        <w:keepNext w:val="0"/>
-        <w:keepLines w:val="0"/>
-        <w:pageBreakBefore w:val="0"/>
-        <w:widowControl w:val="0"/>
-        <w:kinsoku w:val="0"/>
-        <w:wordWrap/>
-        <w:overflowPunct/>
-        <w:topLinePunct w:val="0"/>
-        <w:autoSpaceDE w:val="0"/>
-        <w:autoSpaceDN w:val="0"/>
-        <w:bidi w:val="0"/>
-        <w:adjustRightInd w:val="0"/>
-        <w:snapToGrid w:val="0"/>
-        <w:spacing w:line="258" w:lineRule="auto"/>
-        <w:textAlignment w:val="baseline"/>
-      </w:pPr>
-    </w:p>
-    <w:p>
-      <w:pPr>
-        <w:pStyle w:val="12"/>
-        <w:keepNext w:val="0"/>
-        <w:keepLines w:val="0"/>
-        <w:pageBreakBefore w:val="0"/>
-        <w:widowControl w:val="0"/>
-        <w:kinsoku w:val="0"/>
-        <w:wordWrap/>
-        <w:overflowPunct/>
-        <w:topLinePunct w:val="0"/>
-        <w:autoSpaceDE w:val="0"/>
-        <w:autoSpaceDN w:val="0"/>
-        <w:bidi w:val="0"/>
-        <w:adjustRightInd w:val="0"/>
-        <w:snapToGrid w:val="0"/>
-        <w:spacing w:line="258" w:lineRule="auto"/>
-        <w:textAlignment w:val="baseline"/>
-      </w:pPr>
-    </w:p>
-    <w:p>
-      <w:pPr>
-        <w:pStyle w:val="12"/>
-        <w:keepNext w:val="0"/>
-        <w:keepLines w:val="0"/>
-        <w:pageBreakBefore w:val="0"/>
-        <w:widowControl w:val="0"/>
-        <w:kinsoku w:val="0"/>
-        <w:wordWrap/>
-        <w:overflowPunct/>
-        <w:topLinePunct w:val="0"/>
-        <w:autoSpaceDE w:val="0"/>
-        <w:autoSpaceDN w:val="0"/>
-        <w:bidi w:val="0"/>
-        <w:adjustRightInd w:val="0"/>
-        <w:snapToGrid w:val="0"/>
-        <w:spacing w:line="258" w:lineRule="auto"/>
-        <w:textAlignment w:val="baseline"/>
-      </w:pPr>
-    </w:p>
     <w:sdt>
       <w:sdtPr>
         <w:rPr>
@@ -1561,23 +1400,9 @@
         <w:p>
           <w:pPr>
             <w:pStyle w:val="16"/>
-            <w:keepNext w:val="0"/>
-            <w:keepLines w:val="0"/>
-            <w:pageBreakBefore w:val="0"/>
-            <w:widowControl w:val="0"/>
             <w:tabs>
               <w:tab w:val="right" w:leader="dot" w:pos="9724"/>
             </w:tabs>
-            <w:kinsoku w:val="0"/>
-            <w:wordWrap/>
-            <w:overflowPunct/>
-            <w:topLinePunct w:val="0"/>
-            <w:autoSpaceDE w:val="0"/>
-            <w:autoSpaceDN w:val="0"/>
-            <w:bidi w:val="0"/>
-            <w:adjustRightInd w:val="0"/>
-            <w:snapToGrid w:val="0"/>
-            <w:textAlignment w:val="baseline"/>
           </w:pPr>
           <w:r>
             <w:rPr>
@@ -1615,7 +1440,7 @@
               <w:rFonts w:ascii="Cambria" w:hAnsi="Cambria" w:eastAsia="Cambria" w:cs="Cambria"/>
               <w:szCs w:val="24"/>
             </w:rPr>
-            <w:instrText xml:space="preserve"> HYPERLINK \l _Toc21710 </w:instrText>
+            <w:instrText xml:space="preserve"> HYPERLINK \l _Toc26554 </w:instrText>
           </w:r>
           <w:r>
             <w:rPr>
@@ -1641,7 +1466,7 @@
             <w:fldChar w:fldCharType="begin"/>
           </w:r>
           <w:r>
-            <w:instrText xml:space="preserve"> PAGEREF _Toc21710 \h </w:instrText>
+            <w:instrText xml:space="preserve"> PAGEREF _Toc26554 \h </w:instrText>
           </w:r>
           <w:r>
             <w:fldChar w:fldCharType="separate"/>
@@ -1663,23 +1488,9 @@
         <w:p>
           <w:pPr>
             <w:pStyle w:val="16"/>
-            <w:keepNext w:val="0"/>
-            <w:keepLines w:val="0"/>
-            <w:pageBreakBefore w:val="0"/>
-            <w:widowControl w:val="0"/>
             <w:tabs>
               <w:tab w:val="right" w:leader="dot" w:pos="9724"/>
             </w:tabs>
-            <w:kinsoku w:val="0"/>
-            <w:wordWrap/>
-            <w:overflowPunct/>
-            <w:topLinePunct w:val="0"/>
-            <w:autoSpaceDE w:val="0"/>
-            <w:autoSpaceDN w:val="0"/>
-            <w:bidi w:val="0"/>
-            <w:adjustRightInd w:val="0"/>
-            <w:snapToGrid w:val="0"/>
-            <w:textAlignment w:val="baseline"/>
           </w:pPr>
           <w:r>
             <w:rPr>
@@ -1693,7 +1504,7 @@
               <w:rFonts w:ascii="Cambria" w:hAnsi="Cambria" w:eastAsia="Cambria" w:cs="Cambria"/>
               <w:szCs w:val="24"/>
             </w:rPr>
-            <w:instrText xml:space="preserve"> HYPERLINK \l _Toc851 </w:instrText>
+            <w:instrText xml:space="preserve"> HYPERLINK \l _Toc12246 </w:instrText>
           </w:r>
           <w:r>
             <w:rPr>
@@ -1712,7 +1523,7 @@
             <w:fldChar w:fldCharType="begin"/>
           </w:r>
           <w:r>
-            <w:instrText xml:space="preserve"> PAGEREF _Toc851 \h </w:instrText>
+            <w:instrText xml:space="preserve"> PAGEREF _Toc12246 \h </w:instrText>
           </w:r>
           <w:r>
             <w:fldChar w:fldCharType="separate"/>
@@ -1734,23 +1545,9 @@
         <w:p>
           <w:pPr>
             <w:pStyle w:val="16"/>
-            <w:keepNext w:val="0"/>
-            <w:keepLines w:val="0"/>
-            <w:pageBreakBefore w:val="0"/>
-            <w:widowControl w:val="0"/>
             <w:tabs>
               <w:tab w:val="right" w:leader="dot" w:pos="9724"/>
             </w:tabs>
-            <w:kinsoku w:val="0"/>
-            <w:wordWrap/>
-            <w:overflowPunct/>
-            <w:topLinePunct w:val="0"/>
-            <w:autoSpaceDE w:val="0"/>
-            <w:autoSpaceDN w:val="0"/>
-            <w:bidi w:val="0"/>
-            <w:adjustRightInd w:val="0"/>
-            <w:snapToGrid w:val="0"/>
-            <w:textAlignment w:val="baseline"/>
           </w:pPr>
           <w:r>
             <w:rPr>
@@ -1764,7 +1561,7 @@
               <w:rFonts w:ascii="Cambria" w:hAnsi="Cambria" w:eastAsia="Cambria" w:cs="Cambria"/>
               <w:szCs w:val="24"/>
             </w:rPr>
-            <w:instrText xml:space="preserve"> HYPERLINK \l _Toc29290 </w:instrText>
+            <w:instrText xml:space="preserve"> HYPERLINK \l _Toc21158 </w:instrText>
           </w:r>
           <w:r>
             <w:rPr>
@@ -1788,7 +1585,7 @@
             <w:fldChar w:fldCharType="begin"/>
           </w:r>
           <w:r>
-            <w:instrText xml:space="preserve"> PAGEREF _Toc29290 \h </w:instrText>
+            <w:instrText xml:space="preserve"> PAGEREF _Toc21158 \h </w:instrText>
           </w:r>
           <w:r>
             <w:fldChar w:fldCharType="separate"/>
@@ -1810,23 +1607,9 @@
         <w:p>
           <w:pPr>
             <w:pStyle w:val="16"/>
-            <w:keepNext w:val="0"/>
-            <w:keepLines w:val="0"/>
-            <w:pageBreakBefore w:val="0"/>
-            <w:widowControl w:val="0"/>
             <w:tabs>
               <w:tab w:val="right" w:leader="dot" w:pos="9724"/>
             </w:tabs>
-            <w:kinsoku w:val="0"/>
-            <w:wordWrap/>
-            <w:overflowPunct/>
-            <w:topLinePunct w:val="0"/>
-            <w:autoSpaceDE w:val="0"/>
-            <w:autoSpaceDN w:val="0"/>
-            <w:bidi w:val="0"/>
-            <w:adjustRightInd w:val="0"/>
-            <w:snapToGrid w:val="0"/>
-            <w:textAlignment w:val="baseline"/>
           </w:pPr>
           <w:r>
             <w:rPr>
@@ -1840,7 +1623,7 @@
               <w:rFonts w:ascii="Cambria" w:hAnsi="Cambria" w:eastAsia="Cambria" w:cs="Cambria"/>
               <w:szCs w:val="24"/>
             </w:rPr>
-            <w:instrText xml:space="preserve"> HYPERLINK \l _Toc21793 </w:instrText>
+            <w:instrText xml:space="preserve"> HYPERLINK \l _Toc16955 </w:instrText>
           </w:r>
           <w:r>
             <w:rPr>
@@ -1878,7 +1661,7 @@
             <w:fldChar w:fldCharType="begin"/>
           </w:r>
           <w:r>
-            <w:instrText xml:space="preserve"> PAGEREF _Toc21793 \h </w:instrText>
+            <w:instrText xml:space="preserve"> PAGEREF _Toc16955 \h </w:instrText>
           </w:r>
           <w:r>
             <w:fldChar w:fldCharType="separate"/>
@@ -1900,23 +1683,9 @@
         <w:p>
           <w:pPr>
             <w:pStyle w:val="16"/>
-            <w:keepNext w:val="0"/>
-            <w:keepLines w:val="0"/>
-            <w:pageBreakBefore w:val="0"/>
-            <w:widowControl w:val="0"/>
             <w:tabs>
               <w:tab w:val="right" w:leader="dot" w:pos="9724"/>
             </w:tabs>
-            <w:kinsoku w:val="0"/>
-            <w:wordWrap/>
-            <w:overflowPunct/>
-            <w:topLinePunct w:val="0"/>
-            <w:autoSpaceDE w:val="0"/>
-            <w:autoSpaceDN w:val="0"/>
-            <w:bidi w:val="0"/>
-            <w:adjustRightInd w:val="0"/>
-            <w:snapToGrid w:val="0"/>
-            <w:textAlignment w:val="baseline"/>
           </w:pPr>
           <w:r>
             <w:rPr>
@@ -1930,7 +1699,7 @@
               <w:rFonts w:ascii="Cambria" w:hAnsi="Cambria" w:eastAsia="Cambria" w:cs="Cambria"/>
               <w:szCs w:val="24"/>
             </w:rPr>
-            <w:instrText xml:space="preserve"> HYPERLINK \l _Toc32060 </w:instrText>
+            <w:instrText xml:space="preserve"> HYPERLINK \l _Toc20252 </w:instrText>
           </w:r>
           <w:r>
             <w:rPr>
@@ -1960,7 +1729,7 @@
             <w:fldChar w:fldCharType="begin"/>
           </w:r>
           <w:r>
-            <w:instrText xml:space="preserve"> PAGEREF _Toc32060 \h </w:instrText>
+            <w:instrText xml:space="preserve"> PAGEREF _Toc20252 \h </w:instrText>
           </w:r>
           <w:r>
             <w:fldChar w:fldCharType="separate"/>
@@ -1982,23 +1751,9 @@
         <w:p>
           <w:pPr>
             <w:pStyle w:val="17"/>
-            <w:keepNext w:val="0"/>
-            <w:keepLines w:val="0"/>
-            <w:pageBreakBefore w:val="0"/>
-            <w:widowControl w:val="0"/>
             <w:tabs>
               <w:tab w:val="right" w:leader="dot" w:pos="9724"/>
             </w:tabs>
-            <w:kinsoku w:val="0"/>
-            <w:wordWrap/>
-            <w:overflowPunct/>
-            <w:topLinePunct w:val="0"/>
-            <w:autoSpaceDE w:val="0"/>
-            <w:autoSpaceDN w:val="0"/>
-            <w:bidi w:val="0"/>
-            <w:adjustRightInd w:val="0"/>
-            <w:snapToGrid w:val="0"/>
-            <w:textAlignment w:val="baseline"/>
           </w:pPr>
           <w:r>
             <w:rPr>
@@ -2012,7 +1767,7 @@
               <w:rFonts w:ascii="Cambria" w:hAnsi="Cambria" w:eastAsia="Cambria" w:cs="Cambria"/>
               <w:szCs w:val="24"/>
             </w:rPr>
-            <w:instrText xml:space="preserve"> HYPERLINK \l _Toc13209 </w:instrText>
+            <w:instrText xml:space="preserve"> HYPERLINK \l _Toc10887 </w:instrText>
           </w:r>
           <w:r>
             <w:rPr>
@@ -2045,7 +1800,7 @@
             <w:fldChar w:fldCharType="begin"/>
           </w:r>
           <w:r>
-            <w:instrText xml:space="preserve"> PAGEREF _Toc13209 \h </w:instrText>
+            <w:instrText xml:space="preserve"> PAGEREF _Toc10887 \h </w:instrText>
           </w:r>
           <w:r>
             <w:fldChar w:fldCharType="separate"/>
@@ -2067,23 +1822,9 @@
         <w:p>
           <w:pPr>
             <w:pStyle w:val="17"/>
-            <w:keepNext w:val="0"/>
-            <w:keepLines w:val="0"/>
-            <w:pageBreakBefore w:val="0"/>
-            <w:widowControl w:val="0"/>
             <w:tabs>
               <w:tab w:val="right" w:leader="dot" w:pos="9724"/>
             </w:tabs>
-            <w:kinsoku w:val="0"/>
-            <w:wordWrap/>
-            <w:overflowPunct/>
-            <w:topLinePunct w:val="0"/>
-            <w:autoSpaceDE w:val="0"/>
-            <w:autoSpaceDN w:val="0"/>
-            <w:bidi w:val="0"/>
-            <w:adjustRightInd w:val="0"/>
-            <w:snapToGrid w:val="0"/>
-            <w:textAlignment w:val="baseline"/>
           </w:pPr>
           <w:r>
             <w:rPr>
@@ -2097,7 +1838,7 @@
               <w:rFonts w:ascii="Cambria" w:hAnsi="Cambria" w:eastAsia="Cambria" w:cs="Cambria"/>
               <w:szCs w:val="24"/>
             </w:rPr>
-            <w:instrText xml:space="preserve"> HYPERLINK \l _Toc26155 </w:instrText>
+            <w:instrText xml:space="preserve"> HYPERLINK \l _Toc4939 </w:instrText>
           </w:r>
           <w:r>
             <w:rPr>
@@ -2127,13 +1868,13 @@
             <w:fldChar w:fldCharType="begin"/>
           </w:r>
           <w:r>
-            <w:instrText xml:space="preserve"> PAGEREF _Toc26155 \h </w:instrText>
+            <w:instrText xml:space="preserve"> PAGEREF _Toc4939 \h </w:instrText>
           </w:r>
           <w:r>
             <w:fldChar w:fldCharType="separate"/>
           </w:r>
           <w:r>
-            <w:t>6</w:t>
+            <w:t>5</w:t>
           </w:r>
           <w:r>
             <w:fldChar w:fldCharType="end"/>
@@ -2213,7 +1954,7 @@
           <w:headerReference r:id="rId7" w:type="default"/>
           <w:footerReference r:id="rId8" w:type="default"/>
           <w:pgSz w:w="11906" w:h="16839"/>
-          <w:pgMar w:top="400" w:right="1090" w:bottom="1157" w:left="1092" w:header="0" w:footer="990" w:gutter="0"/>
+          <w:pgMar w:top="1260" w:right="1090" w:bottom="1157" w:left="1092" w:header="0" w:footer="990" w:gutter="0"/>
           <w:cols w:space="720" w:num="1"/>
         </w:sectPr>
       </w:pPr>
@@ -2243,7 +1984,7 @@
       </w:pPr>
       <w:bookmarkStart w:id="3" w:name="bookmark1"/>
       <w:bookmarkEnd w:id="3"/>
-      <w:bookmarkStart w:id="4" w:name="_Toc21793"/>
+      <w:bookmarkStart w:id="4" w:name="_Toc16955"/>
       <w:r>
         <w:rPr>
           <w:rFonts w:hint="eastAsia" w:ascii="宋体" w:hAnsi="宋体" w:eastAsia="宋体" w:cs="宋体"/>
@@ -2335,7 +2076,7 @@
         <w:adjustRightInd w:val="0"/>
         <w:snapToGrid w:val="0"/>
         <w:spacing w:before="266" w:line="348" w:lineRule="auto"/>
-        <w:ind w:left="1" w:right="287" w:firstLine="559"/>
+        <w:ind w:right="287"/>
         <w:textAlignment w:val="baseline"/>
       </w:pPr>
       <w:r>
@@ -2471,7 +2212,7 @@
           <w:lang w:val="en-US" w:eastAsia="zh-CN"/>
         </w:rPr>
       </w:pPr>
-      <w:bookmarkStart w:id="5" w:name="_Toc32060"/>
+      <w:bookmarkStart w:id="5" w:name="_Toc20252"/>
       <w:r>
         <w:rPr>
           <w:rFonts w:hint="eastAsia"/>
@@ -2786,7 +2527,7 @@
           <w:szCs w:val="28"/>
         </w:rPr>
       </w:pPr>
-      <w:bookmarkStart w:id="6" w:name="_Toc13209"/>
+      <w:bookmarkStart w:id="6" w:name="_Toc10887"/>
       <w:r>
         <w:rPr>
           <w:rFonts w:hint="eastAsia" w:ascii="宋体" w:hAnsi="宋体" w:cs="宋体"/>
@@ -2964,16 +2705,17 @@
           <w:szCs w:val="28"/>
           <w:lang w:val="en-US" w:eastAsia="zh-CN"/>
         </w:rPr>
-        <w:t>第一、二和三季度软件版本正确率分别是90%、94%</w:t>
-      </w:r>
-      <w:r>
-        <w:rPr>
-          <w:rFonts w:ascii="宋体" w:hAnsi="宋体" w:eastAsia="宋体" w:cs="宋体"/>
+        <w:t>第一、二和三季度软件版本正确率分别是90%、9</w:t>
+      </w:r>
+      <w:r>
+        <w:rPr>
+          <w:rFonts w:hint="eastAsia" w:ascii="宋体" w:hAnsi="宋体" w:cs="宋体"/>
           <w:spacing w:val="-1"/>
           <w:sz w:val="28"/>
           <w:szCs w:val="28"/>
-        </w:rPr>
-        <w:t>%</w:t>
+          <w:lang w:val="en-US" w:eastAsia="zh-CN"/>
+        </w:rPr>
+        <w:t>5</w:t>
       </w:r>
       <w:r>
         <w:rPr>
@@ -2983,7 +2725,7 @@
           <w:szCs w:val="28"/>
           <w:lang w:val="en-US" w:eastAsia="zh-CN"/>
         </w:rPr>
-        <w:t>和</w:t>
+        <w:t>%和</w:t>
       </w:r>
       <w:r>
         <w:rPr>
@@ -3037,7 +2779,7 @@
           <w:lang w:val="en-US" w:eastAsia="zh-CN"/>
         </w:rPr>
       </w:pPr>
-      <w:bookmarkStart w:id="7" w:name="_Toc26155"/>
+      <w:bookmarkStart w:id="7" w:name="_Toc4939"/>
       <w:r>
         <w:rPr>
           <w:rFonts w:hint="eastAsia"/>
@@ -3049,23 +2791,8 @@
     </w:p>
     <w:p>
       <w:pPr>
-        <w:keepNext w:val="0"/>
-        <w:keepLines w:val="0"/>
-        <w:pageBreakBefore w:val="0"/>
-        <w:widowControl w:val="0"/>
-        <w:kinsoku w:val="0"/>
-        <w:wordWrap/>
-        <w:overflowPunct/>
-        <w:topLinePunct w:val="0"/>
-        <w:autoSpaceDE w:val="0"/>
-        <w:autoSpaceDN w:val="0"/>
+        <w:pStyle w:val="27"/>
         <w:bidi w:val="0"/>
-        <w:adjustRightInd w:val="0"/>
-        <w:snapToGrid w:val="0"/>
-        <w:spacing w:before="267" w:line="360" w:lineRule="auto"/>
-        <w:ind w:right="357" w:firstLine="593"/>
-        <w:jc w:val="both"/>
-        <w:textAlignment w:val="baseline"/>
         <w:rPr>
           <w:rFonts w:hint="default"/>
           <w:lang w:val="en-US" w:eastAsia="zh-CN"/>
@@ -3073,32 +2800,47 @@
       </w:pPr>
       <w:r>
         <w:rPr>
-          <w:rFonts w:hint="eastAsia" w:ascii="宋体" w:hAnsi="宋体" w:cs="宋体"/>
-          <w:spacing w:val="-1"/>
-          <w:sz w:val="28"/>
-          <w:szCs w:val="28"/>
+          <w:rFonts w:hint="default"/>
           <w:lang w:val="en-US" w:eastAsia="zh-CN"/>
         </w:rPr>
-        <w:t>前二季度</w:t>
+        <w:t>第一季度虽未达到考核指标要求，但开发效率已实现一定提升。针对最终软件库KPI未达标的情况，我们及时组织研发部及相关人员学习了</w:t>
+      </w:r>
+      <w:r>
+        <w:rPr>
+          <w:rFonts w:hint="eastAsia"/>
+          <w:lang w:val="en-US" w:eastAsia="zh-CN"/>
+        </w:rPr>
+        <w:t>《</w:t>
+      </w:r>
+      <w:r>
+        <w:rPr>
+          <w:rFonts w:hint="default"/>
+          <w:lang w:val="en-US" w:eastAsia="zh-CN"/>
+        </w:rPr>
+        <w:t>最终软件库管理制度</w:t>
+      </w:r>
+      <w:r>
+        <w:rPr>
+          <w:rFonts w:hint="eastAsia"/>
+          <w:lang w:val="en-US" w:eastAsia="zh-CN"/>
+        </w:rPr>
+        <w:t>》</w:t>
+      </w:r>
+      <w:r>
+        <w:rPr>
+          <w:rFonts w:hint="default"/>
+          <w:lang w:val="en-US" w:eastAsia="zh-CN"/>
+        </w:rPr>
+        <w:t>，并落实改进措施。经过持续努力，第二季度该项KPI已提升至95%，第三季度进一步达到100%，顺利完成考核目标。</w:t>
       </w:r>
       <w:bookmarkStart w:id="8" w:name="_GoBack"/>
       <w:bookmarkEnd w:id="8"/>
-      <w:r>
-        <w:rPr>
-          <w:rFonts w:hint="eastAsia" w:ascii="宋体" w:hAnsi="宋体" w:eastAsia="宋体" w:cs="宋体"/>
-          <w:spacing w:val="-1"/>
-          <w:sz w:val="28"/>
-          <w:szCs w:val="28"/>
-          <w:lang w:val="en-US" w:eastAsia="zh-CN"/>
-        </w:rPr>
-        <w:t>虽未能达到考核指标要求，但是仍然在一定程度上提高了提高了开发效率，根据需要组织研发部及相关人员学习最终软件库管理制度，争取下季度达到考核目标值。</w:t>
-      </w:r>
     </w:p>
     <w:sectPr>
       <w:headerReference r:id="rId9" w:type="default"/>
       <w:footerReference r:id="rId10" w:type="default"/>
       <w:pgSz w:w="11906" w:h="16839"/>
-      <w:pgMar w:top="400" w:right="1305" w:bottom="885" w:left="1088" w:header="0" w:footer="720" w:gutter="0"/>
+      <w:pgMar w:top="1460" w:right="1305" w:bottom="885" w:left="1088" w:header="0" w:footer="720" w:gutter="0"/>
       <w:cols w:space="720" w:num="1"/>
     </w:sectPr>
   </w:body>
